--- a/lessons/7-4/downloads/reveal/teacher/7.4-homework-packet-level-1.docx
+++ b/lessons/7-4/downloads/reveal/teacher/7.4-homework-packet-level-1.docx
@@ -78,14 +78,15 @@
           <w:caps/>
           <w:color w:val="003A70"/>
           <w:spacing w:val="12"/>
-          <w:sz w:val="21"/>
+          <w:sz w:val="22"/>
           <w:szCs w:val="21"/>
         </w:rPr>
-        <w:t xml:space="preserve">Lesson 7-4  ·  Homework Packet  ·  Level 1  ·  Sheet 1 of 2</w:t>
+        <w:t xml:space="preserve">Lesson 7-4  ·  Homework Packet  ·  Supported  ·  Session 1 · pages 1–2</w:t>
       </w:r>
     </w:p>
     <w:p>
       <w:pPr>
+        <w:pStyle w:val="Heading1"/>
         <w:keepNext/>
         <w:spacing w:before="0" w:after="10" w:line="240" w:lineRule="auto"/>
       </w:pPr>
@@ -111,7 +112,7 @@
         <w:rPr>
           <w:rFonts w:ascii="Avenir Next" w:hAnsi="Avenir Next" w:cs="Avenir Next" w:eastAsia="Avenir Next"/>
           <w:color w:val="5A5F66"/>
-          <w:sz w:val="17"/>
+          <w:sz w:val="22"/>
           <w:szCs w:val="17"/>
         </w:rPr>
         <w:t xml:space="preserve">Maryland Standard 6.NS.C.7a   ·   Learning target — I can compare two rational numbers using their positions on a number line.</w:t>
@@ -158,6 +159,7 @@
           </w:tcPr>
           <w:p>
             <w:pPr>
+              <w:pStyle w:val="Heading2"/>
               <w:spacing w:before="0" w:after="40" w:line="264" w:lineRule="auto"/>
             </w:pPr>
             <w:r>
@@ -185,25 +187,25 @@
                 <w:rFonts w:ascii="Avenir Next" w:hAnsi="Avenir Next" w:cs="Avenir Next" w:eastAsia="Avenir Next"/>
                 <w:b/>
                 <w:color w:val="003A70"/>
+                <w:sz w:val="22"/>
+                <w:szCs w:val="18"/>
+              </w:rPr>
+              <w:t xml:space="preserve">•</w:t>
+            </w:r>
+            <w:r>
+              <w:rPr>
+                <w:rFonts w:ascii="Avenir Next" w:hAnsi="Avenir Next" w:cs="Avenir Next" w:eastAsia="Avenir Next"/>
+                <w:color w:val="1A1A1A"/>
                 <w:sz w:val="18"/>
                 <w:szCs w:val="18"/>
               </w:rPr>
-              <w:t xml:space="preserve">•</w:t>
-            </w:r>
-            <w:r>
-              <w:rPr>
-                <w:rFonts w:ascii="Avenir Next" w:hAnsi="Avenir Next" w:cs="Avenir Next" w:eastAsia="Avenir Next"/>
-                <w:color w:val="1A1A1A"/>
-                <w:sz w:val="18"/>
-                <w:szCs w:val="18"/>
-              </w:rPr>
               <w:tab/>
             </w:r>
             <w:r>
               <w:rPr>
                 <w:rFonts w:ascii="Avenir Next" w:hAnsi="Avenir Next" w:cs="Avenir Next" w:eastAsia="Avenir Next"/>
                 <w:color w:val="1A1A1A"/>
-                <w:sz w:val="18"/>
+                <w:sz w:val="22"/>
                 <w:szCs w:val="18"/>
               </w:rPr>
               <w:t xml:space="preserve">Numbers get </w:t>
@@ -213,7 +215,7 @@
                 <w:rFonts w:ascii="Avenir Next" w:hAnsi="Avenir Next" w:cs="Avenir Next" w:eastAsia="Avenir Next"/>
                 <w:b/>
                 <w:color w:val="1A1A1A"/>
-                <w:sz w:val="18"/>
+                <w:sz w:val="22"/>
                 <w:szCs w:val="18"/>
               </w:rPr>
               <w:t xml:space="preserve">greater to the right</w:t>
@@ -222,7 +224,7 @@
               <w:rPr>
                 <w:rFonts w:ascii="Avenir Next" w:hAnsi="Avenir Next" w:cs="Avenir Next" w:eastAsia="Avenir Next"/>
                 <w:color w:val="1A1A1A"/>
-                <w:sz w:val="18"/>
+                <w:sz w:val="22"/>
                 <w:szCs w:val="18"/>
               </w:rPr>
               <w:t xml:space="preserve"> and </w:t>
@@ -232,7 +234,7 @@
                 <w:rFonts w:ascii="Avenir Next" w:hAnsi="Avenir Next" w:cs="Avenir Next" w:eastAsia="Avenir Next"/>
                 <w:b/>
                 <w:color w:val="1A1A1A"/>
-                <w:sz w:val="18"/>
+                <w:sz w:val="22"/>
                 <w:szCs w:val="18"/>
               </w:rPr>
               <w:t xml:space="preserve">less to the left</w:t>
@@ -241,7 +243,7 @@
               <w:rPr>
                 <w:rFonts w:ascii="Avenir Next" w:hAnsi="Avenir Next" w:cs="Avenir Next" w:eastAsia="Avenir Next"/>
                 <w:color w:val="1A1A1A"/>
-                <w:sz w:val="18"/>
+                <w:sz w:val="22"/>
                 <w:szCs w:val="18"/>
               </w:rPr>
               <w:t xml:space="preserve">.</w:t>
@@ -260,25 +262,25 @@
                 <w:rFonts w:ascii="Avenir Next" w:hAnsi="Avenir Next" w:cs="Avenir Next" w:eastAsia="Avenir Next"/>
                 <w:b/>
                 <w:color w:val="003A70"/>
+                <w:sz w:val="22"/>
+                <w:szCs w:val="18"/>
+              </w:rPr>
+              <w:t xml:space="preserve">•</w:t>
+            </w:r>
+            <w:r>
+              <w:rPr>
+                <w:rFonts w:ascii="Avenir Next" w:hAnsi="Avenir Next" w:cs="Avenir Next" w:eastAsia="Avenir Next"/>
+                <w:color w:val="1A1A1A"/>
                 <w:sz w:val="18"/>
                 <w:szCs w:val="18"/>
               </w:rPr>
-              <w:t xml:space="preserve">•</w:t>
-            </w:r>
-            <w:r>
-              <w:rPr>
-                <w:rFonts w:ascii="Avenir Next" w:hAnsi="Avenir Next" w:cs="Avenir Next" w:eastAsia="Avenir Next"/>
-                <w:color w:val="1A1A1A"/>
-                <w:sz w:val="18"/>
-                <w:szCs w:val="18"/>
-              </w:rPr>
               <w:tab/>
             </w:r>
             <w:r>
               <w:rPr>
                 <w:rFonts w:ascii="Avenir Next" w:hAnsi="Avenir Next" w:cs="Avenir Next" w:eastAsia="Avenir Next"/>
                 <w:color w:val="1A1A1A"/>
-                <w:sz w:val="18"/>
+                <w:sz w:val="22"/>
                 <w:szCs w:val="18"/>
               </w:rPr>
               <w:t xml:space="preserve">Any positive number is greater than any negative number.</w:t>
@@ -297,25 +299,25 @@
                 <w:rFonts w:ascii="Avenir Next" w:hAnsi="Avenir Next" w:cs="Avenir Next" w:eastAsia="Avenir Next"/>
                 <w:b/>
                 <w:color w:val="003A70"/>
+                <w:sz w:val="22"/>
+                <w:szCs w:val="18"/>
+              </w:rPr>
+              <w:t xml:space="preserve">•</w:t>
+            </w:r>
+            <w:r>
+              <w:rPr>
+                <w:rFonts w:ascii="Avenir Next" w:hAnsi="Avenir Next" w:cs="Avenir Next" w:eastAsia="Avenir Next"/>
+                <w:color w:val="1A1A1A"/>
                 <w:sz w:val="18"/>
                 <w:szCs w:val="18"/>
               </w:rPr>
-              <w:t xml:space="preserve">•</w:t>
-            </w:r>
-            <w:r>
-              <w:rPr>
-                <w:rFonts w:ascii="Avenir Next" w:hAnsi="Avenir Next" w:cs="Avenir Next" w:eastAsia="Avenir Next"/>
-                <w:color w:val="1A1A1A"/>
-                <w:sz w:val="18"/>
-                <w:szCs w:val="18"/>
-              </w:rPr>
               <w:tab/>
             </w:r>
             <w:r>
               <w:rPr>
                 <w:rFonts w:ascii="Avenir Next" w:hAnsi="Avenir Next" w:cs="Avenir Next" w:eastAsia="Avenir Next"/>
                 <w:color w:val="1A1A1A"/>
-                <w:sz w:val="18"/>
+                <w:sz w:val="22"/>
                 <w:szCs w:val="18"/>
               </w:rPr>
               <w:t xml:space="preserve">−2 &gt; −8 because −2 is farther right. </w:t>
@@ -325,7 +327,7 @@
                 <w:rFonts w:ascii="Avenir Next" w:hAnsi="Avenir Next" w:cs="Avenir Next" w:eastAsia="Avenir Next"/>
                 <w:b/>
                 <w:color w:val="1A1A1A"/>
-                <w:sz w:val="18"/>
+                <w:sz w:val="22"/>
                 <w:szCs w:val="18"/>
               </w:rPr>
               <w:t xml:space="preserve">&lt;</w:t>
@@ -334,7 +336,7 @@
               <w:rPr>
                 <w:rFonts w:ascii="Avenir Next" w:hAnsi="Avenir Next" w:cs="Avenir Next" w:eastAsia="Avenir Next"/>
                 <w:color w:val="1A1A1A"/>
-                <w:sz w:val="18"/>
+                <w:sz w:val="22"/>
                 <w:szCs w:val="18"/>
               </w:rPr>
               <w:t xml:space="preserve"> means is less than; </w:t>
@@ -344,7 +346,7 @@
                 <w:rFonts w:ascii="Avenir Next" w:hAnsi="Avenir Next" w:cs="Avenir Next" w:eastAsia="Avenir Next"/>
                 <w:b/>
                 <w:color w:val="1A1A1A"/>
-                <w:sz w:val="18"/>
+                <w:sz w:val="22"/>
                 <w:szCs w:val="18"/>
               </w:rPr>
               <w:t xml:space="preserve">&gt;</w:t>
@@ -353,7 +355,7 @@
               <w:rPr>
                 <w:rFonts w:ascii="Avenir Next" w:hAnsi="Avenir Next" w:cs="Avenir Next" w:eastAsia="Avenir Next"/>
                 <w:color w:val="1A1A1A"/>
-                <w:sz w:val="18"/>
+                <w:sz w:val="22"/>
                 <w:szCs w:val="18"/>
               </w:rPr>
               <w:t xml:space="preserve"> means is greater than.</w:t>
@@ -368,6 +370,7 @@
           </w:tcPr>
           <w:p>
             <w:pPr>
+              <w:pStyle w:val="Heading2"/>
               <w:spacing w:before="0" w:after="40" w:line="264" w:lineRule="auto"/>
             </w:pPr>
             <w:r>
@@ -390,7 +393,7 @@
               <w:rPr>
                 <w:rFonts w:ascii="Avenir Next" w:hAnsi="Avenir Next" w:cs="Avenir Next" w:eastAsia="Avenir Next"/>
                 <w:color w:val="1A1A1A"/>
-                <w:sz w:val="17"/>
+                <w:sz w:val="22"/>
                 <w:szCs w:val="17"/>
               </w:rPr>
               <w:t xml:space="preserve">Compare −3.5 and −1.5. Use &lt; or &gt;.</w:t>
@@ -409,25 +412,25 @@
                 <w:rFonts w:ascii="Avenir Next" w:hAnsi="Avenir Next" w:cs="Avenir Next" w:eastAsia="Avenir Next"/>
                 <w:b/>
                 <w:color w:val="003A70"/>
+                <w:sz w:val="22"/>
+                <w:szCs w:val="17"/>
+              </w:rPr>
+              <w:t xml:space="preserve">Step 1</w:t>
+            </w:r>
+            <w:r>
+              <w:rPr>
+                <w:rFonts w:ascii="Avenir Next" w:hAnsi="Avenir Next" w:cs="Avenir Next" w:eastAsia="Avenir Next"/>
+                <w:color w:val="1A1A1A"/>
                 <w:sz w:val="17"/>
                 <w:szCs w:val="17"/>
               </w:rPr>
-              <w:t xml:space="preserve">Step 1</w:t>
-            </w:r>
-            <w:r>
-              <w:rPr>
-                <w:rFonts w:ascii="Avenir Next" w:hAnsi="Avenir Next" w:cs="Avenir Next" w:eastAsia="Avenir Next"/>
-                <w:color w:val="1A1A1A"/>
-                <w:sz w:val="17"/>
-                <w:szCs w:val="17"/>
-              </w:rPr>
               <w:tab/>
             </w:r>
             <w:r>
               <w:rPr>
                 <w:rFonts w:ascii="Avenir Next" w:hAnsi="Avenir Next" w:cs="Avenir Next" w:eastAsia="Avenir Next"/>
                 <w:color w:val="1A1A1A"/>
-                <w:sz w:val="17"/>
+                <w:sz w:val="22"/>
                 <w:szCs w:val="17"/>
               </w:rPr>
               <w:t xml:space="preserve">−1.5 is to the right of −3.5 on the number line.</w:t>
@@ -446,25 +449,25 @@
                 <w:rFonts w:ascii="Avenir Next" w:hAnsi="Avenir Next" w:cs="Avenir Next" w:eastAsia="Avenir Next"/>
                 <w:b/>
                 <w:color w:val="003A70"/>
+                <w:sz w:val="22"/>
+                <w:szCs w:val="17"/>
+              </w:rPr>
+              <w:t xml:space="preserve">Step 2</w:t>
+            </w:r>
+            <w:r>
+              <w:rPr>
+                <w:rFonts w:ascii="Avenir Next" w:hAnsi="Avenir Next" w:cs="Avenir Next" w:eastAsia="Avenir Next"/>
+                <w:color w:val="1A1A1A"/>
                 <w:sz w:val="17"/>
                 <w:szCs w:val="17"/>
               </w:rPr>
-              <w:t xml:space="preserve">Step 2</w:t>
-            </w:r>
-            <w:r>
-              <w:rPr>
-                <w:rFonts w:ascii="Avenir Next" w:hAnsi="Avenir Next" w:cs="Avenir Next" w:eastAsia="Avenir Next"/>
-                <w:color w:val="1A1A1A"/>
-                <w:sz w:val="17"/>
-                <w:szCs w:val="17"/>
-              </w:rPr>
               <w:tab/>
             </w:r>
             <w:r>
               <w:rPr>
                 <w:rFonts w:ascii="Avenir Next" w:hAnsi="Avenir Next" w:cs="Avenir Next" w:eastAsia="Avenir Next"/>
                 <w:color w:val="1A1A1A"/>
-                <w:sz w:val="17"/>
+                <w:sz w:val="22"/>
                 <w:szCs w:val="17"/>
               </w:rPr>
               <w:t xml:space="preserve">Right means greater.</w:t>
@@ -483,18 +486,18 @@
                 <w:rFonts w:ascii="Avenir Next" w:hAnsi="Avenir Next" w:cs="Avenir Next" w:eastAsia="Avenir Next"/>
                 <w:b/>
                 <w:color w:val="1A1A1A"/>
+                <w:sz w:val="22"/>
+                <w:szCs w:val="17"/>
+              </w:rPr>
+              <w:t xml:space="preserve">Answer</w:t>
+            </w:r>
+            <w:r>
+              <w:rPr>
+                <w:rFonts w:ascii="Avenir Next" w:hAnsi="Avenir Next" w:cs="Avenir Next" w:eastAsia="Avenir Next"/>
+                <w:color w:val="1A1A1A"/>
                 <w:sz w:val="17"/>
                 <w:szCs w:val="17"/>
               </w:rPr>
-              <w:t xml:space="preserve">Answer</w:t>
-            </w:r>
-            <w:r>
-              <w:rPr>
-                <w:rFonts w:ascii="Avenir Next" w:hAnsi="Avenir Next" w:cs="Avenir Next" w:eastAsia="Avenir Next"/>
-                <w:color w:val="1A1A1A"/>
-                <w:sz w:val="17"/>
-                <w:szCs w:val="17"/>
-              </w:rPr>
               <w:tab/>
             </w:r>
             <w:r>
@@ -502,7 +505,7 @@
                 <w:rFonts w:ascii="Avenir Next" w:hAnsi="Avenir Next" w:cs="Avenir Next" w:eastAsia="Avenir Next"/>
                 <w:b/>
                 <w:color w:val="1A1A1A"/>
-                <w:sz w:val="17"/>
+                <w:sz w:val="22"/>
                 <w:szCs w:val="17"/>
               </w:rPr>
               <w:t xml:space="preserve">−1.5 &gt; −3.5</w:t>
@@ -552,6 +555,7 @@
           </w:tcPr>
           <w:p>
             <w:pPr>
+              <w:pStyle w:val="Heading2"/>
               <w:spacing w:before="0" w:after="40" w:line="264" w:lineRule="auto"/>
             </w:pPr>
             <w:r>
@@ -575,7 +579,7 @@
                 <w:rFonts w:ascii="Avenir Next" w:hAnsi="Avenir Next" w:cs="Avenir Next" w:eastAsia="Avenir Next"/>
                 <w:b/>
                 <w:color w:val="1A1A1A"/>
-                <w:sz w:val="21"/>
+                <w:sz w:val="22"/>
                 <w:szCs w:val="21"/>
               </w:rPr>
               <w:t xml:space="preserve">greater than (&gt;)</w:t>
@@ -584,7 +588,7 @@
               <w:rPr>
                 <w:rFonts w:ascii="Avenir Next" w:hAnsi="Avenir Next" w:cs="Avenir Next" w:eastAsia="Avenir Next"/>
                 <w:color w:val="5A5F66"/>
-                <w:sz w:val="21"/>
+                <w:sz w:val="22"/>
                 <w:szCs w:val="21"/>
               </w:rPr>
               <w:t xml:space="preserve"> — </w:t>
@@ -593,7 +597,7 @@
               <w:rPr>
                 <w:rFonts w:ascii="Avenir Next" w:hAnsi="Avenir Next" w:cs="Avenir Next" w:eastAsia="Avenir Next"/>
                 <w:color w:val="1A1A1A"/>
-                <w:sz w:val="21"/>
+                <w:sz w:val="22"/>
                 <w:szCs w:val="21"/>
               </w:rPr>
               <w:t xml:space="preserve">farther right on the number line</w:t>
@@ -608,7 +612,7 @@
                 <w:rFonts w:ascii="Avenir Next" w:hAnsi="Avenir Next" w:cs="Avenir Next" w:eastAsia="Avenir Next"/>
                 <w:b/>
                 <w:color w:val="1A1A1A"/>
-                <w:sz w:val="21"/>
+                <w:sz w:val="22"/>
                 <w:szCs w:val="21"/>
               </w:rPr>
               <w:t xml:space="preserve">less than (&lt;)</w:t>
@@ -617,7 +621,7 @@
               <w:rPr>
                 <w:rFonts w:ascii="Avenir Next" w:hAnsi="Avenir Next" w:cs="Avenir Next" w:eastAsia="Avenir Next"/>
                 <w:color w:val="5A5F66"/>
-                <w:sz w:val="21"/>
+                <w:sz w:val="22"/>
                 <w:szCs w:val="21"/>
               </w:rPr>
               <w:t xml:space="preserve"> — </w:t>
@@ -626,7 +630,7 @@
               <w:rPr>
                 <w:rFonts w:ascii="Avenir Next" w:hAnsi="Avenir Next" w:cs="Avenir Next" w:eastAsia="Avenir Next"/>
                 <w:color w:val="1A1A1A"/>
-                <w:sz w:val="21"/>
+                <w:sz w:val="22"/>
                 <w:szCs w:val="21"/>
               </w:rPr>
               <w:t xml:space="preserve">farther left on the number line</w:t>
@@ -652,7 +656,7 @@
                 <w:rFonts w:ascii="Avenir Next" w:hAnsi="Avenir Next" w:cs="Avenir Next" w:eastAsia="Avenir Next"/>
                 <w:b/>
                 <w:color w:val="1A1A1A"/>
-                <w:sz w:val="21"/>
+                <w:sz w:val="22"/>
                 <w:szCs w:val="21"/>
               </w:rPr>
               <w:t xml:space="preserve">compare</w:t>
@@ -661,7 +665,7 @@
               <w:rPr>
                 <w:rFonts w:ascii="Avenir Next" w:hAnsi="Avenir Next" w:cs="Avenir Next" w:eastAsia="Avenir Next"/>
                 <w:color w:val="5A5F66"/>
-                <w:sz w:val="21"/>
+                <w:sz w:val="22"/>
                 <w:szCs w:val="21"/>
               </w:rPr>
               <w:t xml:space="preserve"> — </w:t>
@@ -670,7 +674,7 @@
               <w:rPr>
                 <w:rFonts w:ascii="Avenir Next" w:hAnsi="Avenir Next" w:cs="Avenir Next" w:eastAsia="Avenir Next"/>
                 <w:color w:val="1A1A1A"/>
-                <w:sz w:val="21"/>
+                <w:sz w:val="22"/>
                 <w:szCs w:val="21"/>
               </w:rPr>
               <w:t xml:space="preserve">decide which number is greater</w:t>
@@ -681,6 +685,7 @@
     </w:tbl>
     <w:p>
       <w:pPr>
+        <w:pStyle w:val="Heading2"/>
         <w:keepNext/>
         <w:pBdr>
           <w:bottom w:val="single" w:sz="8" w:space="3" w:color="003A70"/>
@@ -696,7 +701,7 @@
           <w:b/>
           <w:color w:val="003A70"/>
           <w:spacing w:val="14"/>
-          <w:sz w:val="21"/>
+          <w:sz w:val="22"/>
           <w:szCs w:val="21"/>
         </w:rPr>
         <w:t xml:space="preserve">PRACTICE</w:t>
@@ -715,7 +720,7 @@
           <w:rFonts w:ascii="Avenir Next" w:hAnsi="Avenir Next" w:cs="Avenir Next" w:eastAsia="Avenir Next"/>
           <w:i/>
           <w:color w:val="5A5F66"/>
-          <w:sz w:val="17"/>
+          <w:sz w:val="22"/>
           <w:szCs w:val="17"/>
         </w:rPr>
         <w:t xml:space="preserve">show your work · label units</w:t>
@@ -811,25 +816,25 @@
                 <w:rFonts w:ascii="Avenir Next" w:hAnsi="Avenir Next" w:cs="Avenir Next" w:eastAsia="Avenir Next"/>
                 <w:b/>
                 <w:color w:val="003A70"/>
+                <w:sz w:val="22"/>
+                <w:szCs w:val="18"/>
+              </w:rPr>
+              <w:t xml:space="preserve">Step 1</w:t>
+            </w:r>
+            <w:r>
+              <w:rPr>
+                <w:rFonts w:ascii="Avenir Next" w:hAnsi="Avenir Next" w:cs="Avenir Next" w:eastAsia="Avenir Next"/>
+                <w:color w:val="1A1A1A"/>
                 <w:sz w:val="18"/>
                 <w:szCs w:val="18"/>
               </w:rPr>
-              <w:t xml:space="preserve">Step 1</w:t>
-            </w:r>
-            <w:r>
-              <w:rPr>
-                <w:rFonts w:ascii="Avenir Next" w:hAnsi="Avenir Next" w:cs="Avenir Next" w:eastAsia="Avenir Next"/>
-                <w:color w:val="1A1A1A"/>
-                <w:sz w:val="18"/>
-                <w:szCs w:val="18"/>
-              </w:rPr>
               <w:tab/>
             </w:r>
             <w:r>
               <w:rPr>
                 <w:rFonts w:ascii="Avenir Next" w:hAnsi="Avenir Next" w:cs="Avenir Next" w:eastAsia="Avenir Next"/>
                 <w:color w:val="1A1A1A"/>
-                <w:sz w:val="21"/>
+                <w:sz w:val="22"/>
                 <w:szCs w:val="21"/>
               </w:rPr>
               <w:t xml:space="preserve">Find the number for J, K, and L.</w:t>
@@ -849,25 +854,25 @@
                 <w:rFonts w:ascii="Avenir Next" w:hAnsi="Avenir Next" w:cs="Avenir Next" w:eastAsia="Avenir Next"/>
                 <w:b/>
                 <w:color w:val="003A70"/>
+                <w:sz w:val="22"/>
+                <w:szCs w:val="18"/>
+              </w:rPr>
+              <w:t xml:space="preserve">Step 2</w:t>
+            </w:r>
+            <w:r>
+              <w:rPr>
+                <w:rFonts w:ascii="Avenir Next" w:hAnsi="Avenir Next" w:cs="Avenir Next" w:eastAsia="Avenir Next"/>
+                <w:color w:val="1A1A1A"/>
                 <w:sz w:val="18"/>
                 <w:szCs w:val="18"/>
               </w:rPr>
-              <w:t xml:space="preserve">Step 2</w:t>
-            </w:r>
-            <w:r>
-              <w:rPr>
-                <w:rFonts w:ascii="Avenir Next" w:hAnsi="Avenir Next" w:cs="Avenir Next" w:eastAsia="Avenir Next"/>
-                <w:color w:val="1A1A1A"/>
-                <w:sz w:val="18"/>
-                <w:szCs w:val="18"/>
-              </w:rPr>
               <w:tab/>
             </w:r>
             <w:r>
               <w:rPr>
                 <w:rFonts w:ascii="Avenir Next" w:hAnsi="Avenir Next" w:cs="Avenir Next" w:eastAsia="Avenir Next"/>
                 <w:color w:val="1A1A1A"/>
-                <w:sz w:val="21"/>
+                <w:sz w:val="22"/>
                 <w:szCs w:val="21"/>
               </w:rPr>
               <w:t xml:space="preserve">The point farther right is greater.</w:t>
@@ -883,7 +888,7 @@
               <w:drawing>
                 <wp:inline distT="0" distB="0" distL="0" distR="0">
                   <wp:extent cx="4572000" cy="731520"/>
-                  <wp:docPr id="1" name="Figure 1"/>
+                  <wp:docPr id="1" name="Figure 1" descr="Number line from -6 to 6, ticks every 0.5. Points: x: -4.5; label: J, x: -1; label: K, x: 3; label: L."/>
                   <a:graphic xmlns:a="http://schemas.openxmlformats.org/drawingml/2006/main">
                     <a:graphicData uri="http://schemas.openxmlformats.org/drawingml/2006/picture">
                       <pic:pic xmlns:pic="http://schemas.openxmlformats.org/drawingml/2006/picture">
@@ -1236,25 +1241,25 @@
                 <w:rFonts w:ascii="Avenir Next" w:hAnsi="Avenir Next" w:cs="Avenir Next" w:eastAsia="Avenir Next"/>
                 <w:b/>
                 <w:color w:val="003A70"/>
+                <w:sz w:val="22"/>
+                <w:szCs w:val="18"/>
+              </w:rPr>
+              <w:t xml:space="preserve">Step 1</w:t>
+            </w:r>
+            <w:r>
+              <w:rPr>
+                <w:rFonts w:ascii="Avenir Next" w:hAnsi="Avenir Next" w:cs="Avenir Next" w:eastAsia="Avenir Next"/>
+                <w:color w:val="1A1A1A"/>
                 <w:sz w:val="18"/>
                 <w:szCs w:val="18"/>
               </w:rPr>
-              <w:t xml:space="preserve">Step 1</w:t>
-            </w:r>
-            <w:r>
-              <w:rPr>
-                <w:rFonts w:ascii="Avenir Next" w:hAnsi="Avenir Next" w:cs="Avenir Next" w:eastAsia="Avenir Next"/>
-                <w:color w:val="1A1A1A"/>
-                <w:sz w:val="18"/>
-                <w:szCs w:val="18"/>
-              </w:rPr>
               <w:tab/>
             </w:r>
             <w:r>
               <w:rPr>
                 <w:rFonts w:ascii="Avenir Next" w:hAnsi="Avenir Next" w:cs="Avenir Next" w:eastAsia="Avenir Next"/>
                 <w:color w:val="1A1A1A"/>
-                <w:sz w:val="21"/>
+                <w:sz w:val="22"/>
                 <w:szCs w:val="21"/>
               </w:rPr>
               <w:t xml:space="preserve">Picture both numbers on a number line.</w:t>
@@ -1274,25 +1279,25 @@
                 <w:rFonts w:ascii="Avenir Next" w:hAnsi="Avenir Next" w:cs="Avenir Next" w:eastAsia="Avenir Next"/>
                 <w:b/>
                 <w:color w:val="003A70"/>
+                <w:sz w:val="22"/>
+                <w:szCs w:val="18"/>
+              </w:rPr>
+              <w:t xml:space="preserve">Step 2</w:t>
+            </w:r>
+            <w:r>
+              <w:rPr>
+                <w:rFonts w:ascii="Avenir Next" w:hAnsi="Avenir Next" w:cs="Avenir Next" w:eastAsia="Avenir Next"/>
+                <w:color w:val="1A1A1A"/>
                 <w:sz w:val="18"/>
                 <w:szCs w:val="18"/>
               </w:rPr>
-              <w:t xml:space="preserve">Step 2</w:t>
-            </w:r>
-            <w:r>
-              <w:rPr>
-                <w:rFonts w:ascii="Avenir Next" w:hAnsi="Avenir Next" w:cs="Avenir Next" w:eastAsia="Avenir Next"/>
-                <w:color w:val="1A1A1A"/>
-                <w:sz w:val="18"/>
-                <w:szCs w:val="18"/>
-              </w:rPr>
               <w:tab/>
             </w:r>
             <w:r>
               <w:rPr>
                 <w:rFonts w:ascii="Avenir Next" w:hAnsi="Avenir Next" w:cs="Avenir Next" w:eastAsia="Avenir Next"/>
                 <w:color w:val="1A1A1A"/>
-                <w:sz w:val="21"/>
+                <w:sz w:val="22"/>
                 <w:szCs w:val="21"/>
               </w:rPr>
               <w:t xml:space="preserve">Write &gt; if the first number is farther right. Write &lt; if it is farther left.</w:t>
@@ -1819,7 +1824,7 @@
               <w:drawing>
                 <wp:inline distT="0" distB="0" distL="0" distR="0">
                   <wp:extent cx="4572000" cy="566928"/>
-                  <wp:docPr id="2" name="Figure 2"/>
+                  <wp:docPr id="2" name="Figure 2" descr="Number line from -5 to 5, ticks every 0.5."/>
                   <a:graphic xmlns:a="http://schemas.openxmlformats.org/drawingml/2006/main">
                     <a:graphicData uri="http://schemas.openxmlformats.org/drawingml/2006/picture">
                       <pic:pic xmlns:pic="http://schemas.openxmlformats.org/drawingml/2006/picture">
@@ -2183,7 +2188,7 @@
                 <w:rFonts w:ascii="Avenir Next" w:hAnsi="Avenir Next" w:cs="Avenir Next" w:eastAsia="Avenir Next"/>
                 <w:b/>
                 <w:color w:val="1A1A1A"/>
-                <w:sz w:val="18"/>
+                <w:sz w:val="22"/>
                 <w:szCs w:val="18"/>
               </w:rPr>
               <w:t xml:space="preserve">Answer</w:t>
@@ -2303,7 +2308,7 @@
                 <w:rFonts w:ascii="Avenir Next" w:hAnsi="Avenir Next" w:cs="Avenir Next" w:eastAsia="Avenir Next"/>
                 <w:b/>
                 <w:color w:val="003A70"/>
-                <w:sz w:val="17"/>
+                <w:sz w:val="22"/>
                 <w:szCs w:val="17"/>
               </w:rPr>
               <w:t xml:space="preserve">Frame  </w:t>
@@ -2313,10 +2318,30 @@
                 <w:rFonts w:ascii="Avenir Next" w:hAnsi="Avenir Next" w:cs="Avenir Next" w:eastAsia="Avenir Next"/>
                 <w:i/>
                 <w:color w:val="1A1A1A"/>
+                <w:sz w:val="22"/>
+                <w:szCs w:val="18"/>
+              </w:rPr>
+              <w:t xml:space="preserve">|−6| = </w:t>
+            </w:r>
+            <w:r>
+              <w:rPr>
+                <w:rFonts w:ascii="Avenir Next" w:hAnsi="Avenir Next" w:cs="Avenir Next" w:eastAsia="Avenir Next"/>
+                <w:color w:val="1A1A1A"/>
                 <w:sz w:val="18"/>
                 <w:szCs w:val="18"/>
-              </w:rPr>
-              <w:t xml:space="preserve">|−6| = </w:t>
+                <w:u w:val="single"/>
+              </w:rPr>
+              <w:t xml:space="preserve">      </w:t>
+            </w:r>
+            <w:r>
+              <w:rPr>
+                <w:rFonts w:ascii="Avenir Next" w:hAnsi="Avenir Next" w:cs="Avenir Next" w:eastAsia="Avenir Next"/>
+                <w:i/>
+                <w:color w:val="1A1A1A"/>
+                <w:sz w:val="22"/>
+                <w:szCs w:val="18"/>
+              </w:rPr>
+              <w:t xml:space="preserve">. −6 is to the </w:t>
             </w:r>
             <w:r>
               <w:rPr>
@@ -2333,17 +2358,17 @@
                 <w:rFonts w:ascii="Avenir Next" w:hAnsi="Avenir Next" w:cs="Avenir Next" w:eastAsia="Avenir Next"/>
                 <w:i/>
                 <w:color w:val="1A1A1A"/>
+                <w:sz w:val="22"/>
+                <w:szCs w:val="18"/>
+              </w:rPr>
+              <w:t xml:space="preserve"> of 6 on the number line, so −6 &lt; |−6| is </w:t>
+            </w:r>
+            <w:r>
+              <w:rPr>
+                <w:rFonts w:ascii="Avenir Next" w:hAnsi="Avenir Next" w:cs="Avenir Next" w:eastAsia="Avenir Next"/>
+                <w:color w:val="1A1A1A"/>
                 <w:sz w:val="18"/>
                 <w:szCs w:val="18"/>
-              </w:rPr>
-              <w:t xml:space="preserve">. −6 is to the </w:t>
-            </w:r>
-            <w:r>
-              <w:rPr>
-                <w:rFonts w:ascii="Avenir Next" w:hAnsi="Avenir Next" w:cs="Avenir Next" w:eastAsia="Avenir Next"/>
-                <w:color w:val="1A1A1A"/>
-                <w:sz w:val="18"/>
-                <w:szCs w:val="18"/>
                 <w:u w:val="single"/>
               </w:rPr>
               <w:t xml:space="preserve">      </w:t>
@@ -2353,27 +2378,7 @@
                 <w:rFonts w:ascii="Avenir Next" w:hAnsi="Avenir Next" w:cs="Avenir Next" w:eastAsia="Avenir Next"/>
                 <w:i/>
                 <w:color w:val="1A1A1A"/>
-                <w:sz w:val="18"/>
-                <w:szCs w:val="18"/>
-              </w:rPr>
-              <w:t xml:space="preserve"> of 6 on the number line, so −6 &lt; |−6| is </w:t>
-            </w:r>
-            <w:r>
-              <w:rPr>
-                <w:rFonts w:ascii="Avenir Next" w:hAnsi="Avenir Next" w:cs="Avenir Next" w:eastAsia="Avenir Next"/>
-                <w:color w:val="1A1A1A"/>
-                <w:sz w:val="18"/>
-                <w:szCs w:val="18"/>
-                <w:u w:val="single"/>
-              </w:rPr>
-              <w:t xml:space="preserve">      </w:t>
-            </w:r>
-            <w:r>
-              <w:rPr>
-                <w:rFonts w:ascii="Avenir Next" w:hAnsi="Avenir Next" w:cs="Avenir Next" w:eastAsia="Avenir Next"/>
-                <w:i/>
-                <w:color w:val="1A1A1A"/>
-                <w:sz w:val="18"/>
+                <w:sz w:val="22"/>
                 <w:szCs w:val="18"/>
               </w:rPr>
               <w:t xml:space="preserve">.</w:t>
@@ -2502,6 +2507,7 @@
           </w:tcPr>
           <w:p>
             <w:pPr>
+              <w:pStyle w:val="Heading2"/>
               <w:spacing w:before="0" w:after="0" w:line="240" w:lineRule="auto"/>
             </w:pPr>
             <w:r>
@@ -2539,7 +2545,7 @@
               <w:rPr>
                 <w:rFonts w:ascii="Avenir Next" w:hAnsi="Avenir Next" w:cs="Avenir Next" w:eastAsia="Avenir Next"/>
                 <w:color w:val="1A1A1A"/>
-                <w:sz w:val="17"/>
+                <w:sz w:val="22"/>
                 <w:szCs w:val="17"/>
               </w:rPr>
               <w:t xml:space="preserve">  I can do this on my own</w:t>
@@ -2568,7 +2574,7 @@
               <w:rPr>
                 <w:rFonts w:ascii="Avenir Next" w:hAnsi="Avenir Next" w:cs="Avenir Next" w:eastAsia="Avenir Next"/>
                 <w:color w:val="1A1A1A"/>
-                <w:sz w:val="17"/>
+                <w:sz w:val="22"/>
                 <w:szCs w:val="17"/>
               </w:rPr>
               <w:t xml:space="preserve">  I need a little help</w:t>
@@ -2597,7 +2603,7 @@
               <w:rPr>
                 <w:rFonts w:ascii="Avenir Next" w:hAnsi="Avenir Next" w:cs="Avenir Next" w:eastAsia="Avenir Next"/>
                 <w:color w:val="1A1A1A"/>
-                <w:sz w:val="17"/>
+                <w:sz w:val="22"/>
                 <w:szCs w:val="17"/>
               </w:rPr>
               <w:t xml:space="preserve">  I have a question about #</w:t>
@@ -2635,7 +2641,7 @@
         <w:rPr>
           <w:rFonts w:ascii="Avenir Next" w:hAnsi="Avenir Next" w:cs="Avenir Next" w:eastAsia="Avenir Next"/>
           <w:color w:val="5A5F66"/>
-          <w:sz w:val="17"/>
+          <w:sz w:val="22"/>
           <w:szCs w:val="17"/>
         </w:rPr>
         <w:t xml:space="preserve">Ask someone at home: which is colder, −4 degrees or −9 degrees? Why?</w:t>
@@ -2718,14 +2724,15 @@
           <w:caps/>
           <w:color w:val="003A70"/>
           <w:spacing w:val="12"/>
-          <w:sz w:val="21"/>
+          <w:sz w:val="22"/>
           <w:szCs w:val="21"/>
         </w:rPr>
-        <w:t xml:space="preserve">Lesson 7-4  ·  Homework Packet  ·  Level 1  ·  Sheet 2 of 2</w:t>
+        <w:t xml:space="preserve">Lesson 7-4  ·  Homework Packet  ·  Supported  ·  Session 2 · pages 3–4</w:t>
       </w:r>
     </w:p>
     <w:p>
       <w:pPr>
+        <w:pStyle w:val="Heading1"/>
         <w:keepNext/>
         <w:spacing w:before="0" w:after="10" w:line="240" w:lineRule="auto"/>
       </w:pPr>
@@ -2751,7 +2758,7 @@
         <w:rPr>
           <w:rFonts w:ascii="Avenir Next" w:hAnsi="Avenir Next" w:cs="Avenir Next" w:eastAsia="Avenir Next"/>
           <w:color w:val="5A5F66"/>
-          <w:sz w:val="17"/>
+          <w:sz w:val="22"/>
           <w:szCs w:val="17"/>
         </w:rPr>
         <w:t xml:space="preserve">Maryland Standard 6.NS.C.7b   ·   Learning target — I can order integers and rational numbers from least to greatest.</w:t>
@@ -2798,6 +2805,7 @@
           </w:tcPr>
           <w:p>
             <w:pPr>
+              <w:pStyle w:val="Heading2"/>
               <w:spacing w:before="0" w:after="40" w:line="264" w:lineRule="auto"/>
             </w:pPr>
             <w:r>
@@ -2825,25 +2833,25 @@
                 <w:rFonts w:ascii="Avenir Next" w:hAnsi="Avenir Next" w:cs="Avenir Next" w:eastAsia="Avenir Next"/>
                 <w:b/>
                 <w:color w:val="003A70"/>
+                <w:sz w:val="22"/>
+                <w:szCs w:val="18"/>
+              </w:rPr>
+              <w:t xml:space="preserve">•</w:t>
+            </w:r>
+            <w:r>
+              <w:rPr>
+                <w:rFonts w:ascii="Avenir Next" w:hAnsi="Avenir Next" w:cs="Avenir Next" w:eastAsia="Avenir Next"/>
+                <w:color w:val="1A1A1A"/>
                 <w:sz w:val="18"/>
                 <w:szCs w:val="18"/>
               </w:rPr>
-              <w:t xml:space="preserve">•</w:t>
-            </w:r>
-            <w:r>
-              <w:rPr>
-                <w:rFonts w:ascii="Avenir Next" w:hAnsi="Avenir Next" w:cs="Avenir Next" w:eastAsia="Avenir Next"/>
-                <w:color w:val="1A1A1A"/>
-                <w:sz w:val="18"/>
-                <w:szCs w:val="18"/>
-              </w:rPr>
               <w:tab/>
             </w:r>
             <w:r>
               <w:rPr>
                 <w:rFonts w:ascii="Avenir Next" w:hAnsi="Avenir Next" w:cs="Avenir Next" w:eastAsia="Avenir Next"/>
                 <w:color w:val="1A1A1A"/>
-                <w:sz w:val="18"/>
+                <w:sz w:val="22"/>
                 <w:szCs w:val="18"/>
               </w:rPr>
               <w:t xml:space="preserve">Place the numbers on a number line. </w:t>
@@ -2853,7 +2861,7 @@
                 <w:rFonts w:ascii="Avenir Next" w:hAnsi="Avenir Next" w:cs="Avenir Next" w:eastAsia="Avenir Next"/>
                 <w:b/>
                 <w:color w:val="1A1A1A"/>
-                <w:sz w:val="18"/>
+                <w:sz w:val="22"/>
                 <w:szCs w:val="18"/>
               </w:rPr>
               <w:t xml:space="preserve">Least</w:t>
@@ -2862,7 +2870,7 @@
               <w:rPr>
                 <w:rFonts w:ascii="Avenir Next" w:hAnsi="Avenir Next" w:cs="Avenir Next" w:eastAsia="Avenir Next"/>
                 <w:color w:val="1A1A1A"/>
-                <w:sz w:val="18"/>
+                <w:sz w:val="22"/>
                 <w:szCs w:val="18"/>
               </w:rPr>
               <w:t xml:space="preserve"> is farthest left; </w:t>
@@ -2872,7 +2880,7 @@
                 <w:rFonts w:ascii="Avenir Next" w:hAnsi="Avenir Next" w:cs="Avenir Next" w:eastAsia="Avenir Next"/>
                 <w:b/>
                 <w:color w:val="1A1A1A"/>
-                <w:sz w:val="18"/>
+                <w:sz w:val="22"/>
                 <w:szCs w:val="18"/>
               </w:rPr>
               <w:t xml:space="preserve">greatest</w:t>
@@ -2881,7 +2889,7 @@
               <w:rPr>
                 <w:rFonts w:ascii="Avenir Next" w:hAnsi="Avenir Next" w:cs="Avenir Next" w:eastAsia="Avenir Next"/>
                 <w:color w:val="1A1A1A"/>
-                <w:sz w:val="18"/>
+                <w:sz w:val="22"/>
                 <w:szCs w:val="18"/>
               </w:rPr>
               <w:t xml:space="preserve"> is farthest right.</w:t>
@@ -2900,25 +2908,25 @@
                 <w:rFonts w:ascii="Avenir Next" w:hAnsi="Avenir Next" w:cs="Avenir Next" w:eastAsia="Avenir Next"/>
                 <w:b/>
                 <w:color w:val="003A70"/>
+                <w:sz w:val="22"/>
+                <w:szCs w:val="18"/>
+              </w:rPr>
+              <w:t xml:space="preserve">•</w:t>
+            </w:r>
+            <w:r>
+              <w:rPr>
+                <w:rFonts w:ascii="Avenir Next" w:hAnsi="Avenir Next" w:cs="Avenir Next" w:eastAsia="Avenir Next"/>
+                <w:color w:val="1A1A1A"/>
                 <w:sz w:val="18"/>
                 <w:szCs w:val="18"/>
               </w:rPr>
-              <w:t xml:space="preserve">•</w:t>
-            </w:r>
-            <w:r>
-              <w:rPr>
-                <w:rFonts w:ascii="Avenir Next" w:hAnsi="Avenir Next" w:cs="Avenir Next" w:eastAsia="Avenir Next"/>
-                <w:color w:val="1A1A1A"/>
-                <w:sz w:val="18"/>
-                <w:szCs w:val="18"/>
-              </w:rPr>
               <w:tab/>
             </w:r>
             <w:r>
               <w:rPr>
                 <w:rFonts w:ascii="Avenir Next" w:hAnsi="Avenir Next" w:cs="Avenir Next" w:eastAsia="Avenir Next"/>
                 <w:color w:val="1A1A1A"/>
-                <w:sz w:val="18"/>
+                <w:sz w:val="22"/>
                 <w:szCs w:val="18"/>
               </w:rPr>
               <w:t xml:space="preserve">Change fractions to decimals to compare: −3/4 = −0.75.</w:t>
@@ -2937,25 +2945,25 @@
                 <w:rFonts w:ascii="Avenir Next" w:hAnsi="Avenir Next" w:cs="Avenir Next" w:eastAsia="Avenir Next"/>
                 <w:b/>
                 <w:color w:val="003A70"/>
+                <w:sz w:val="22"/>
+                <w:szCs w:val="18"/>
+              </w:rPr>
+              <w:t xml:space="preserve">•</w:t>
+            </w:r>
+            <w:r>
+              <w:rPr>
+                <w:rFonts w:ascii="Avenir Next" w:hAnsi="Avenir Next" w:cs="Avenir Next" w:eastAsia="Avenir Next"/>
+                <w:color w:val="1A1A1A"/>
                 <w:sz w:val="18"/>
                 <w:szCs w:val="18"/>
               </w:rPr>
-              <w:t xml:space="preserve">•</w:t>
-            </w:r>
-            <w:r>
-              <w:rPr>
-                <w:rFonts w:ascii="Avenir Next" w:hAnsi="Avenir Next" w:cs="Avenir Next" w:eastAsia="Avenir Next"/>
-                <w:color w:val="1A1A1A"/>
-                <w:sz w:val="18"/>
-                <w:szCs w:val="18"/>
-              </w:rPr>
               <w:tab/>
             </w:r>
             <w:r>
               <w:rPr>
                 <w:rFonts w:ascii="Avenir Next" w:hAnsi="Avenir Next" w:cs="Avenir Next" w:eastAsia="Avenir Next"/>
                 <w:color w:val="1A1A1A"/>
-                <w:sz w:val="18"/>
+                <w:sz w:val="22"/>
                 <w:szCs w:val="18"/>
               </w:rPr>
               <w:t xml:space="preserve">For negative numbers, the one farther from 0 is </w:t>
@@ -2965,7 +2973,7 @@
                 <w:rFonts w:ascii="Avenir Next" w:hAnsi="Avenir Next" w:cs="Avenir Next" w:eastAsia="Avenir Next"/>
                 <w:b/>
                 <w:color w:val="1A1A1A"/>
-                <w:sz w:val="18"/>
+                <w:sz w:val="22"/>
                 <w:szCs w:val="18"/>
               </w:rPr>
               <w:t xml:space="preserve">less</w:t>
@@ -2974,7 +2982,7 @@
               <w:rPr>
                 <w:rFonts w:ascii="Avenir Next" w:hAnsi="Avenir Next" w:cs="Avenir Next" w:eastAsia="Avenir Next"/>
                 <w:color w:val="1A1A1A"/>
-                <w:sz w:val="18"/>
+                <w:sz w:val="22"/>
                 <w:szCs w:val="18"/>
               </w:rPr>
               <w:t xml:space="preserve">.</w:t>
@@ -2989,6 +2997,7 @@
           </w:tcPr>
           <w:p>
             <w:pPr>
+              <w:pStyle w:val="Heading2"/>
               <w:spacing w:before="0" w:after="40" w:line="264" w:lineRule="auto"/>
             </w:pPr>
             <w:r>
@@ -3011,7 +3020,7 @@
               <w:rPr>
                 <w:rFonts w:ascii="Avenir Next" w:hAnsi="Avenir Next" w:cs="Avenir Next" w:eastAsia="Avenir Next"/>
                 <w:color w:val="1A1A1A"/>
-                <w:sz w:val="17"/>
+                <w:sz w:val="22"/>
                 <w:szCs w:val="17"/>
               </w:rPr>
               <w:t xml:space="preserve">Order −1.2, 0.5, −2, and −1/2 from least to greatest.</w:t>
@@ -3030,25 +3039,25 @@
                 <w:rFonts w:ascii="Avenir Next" w:hAnsi="Avenir Next" w:cs="Avenir Next" w:eastAsia="Avenir Next"/>
                 <w:b/>
                 <w:color w:val="003A70"/>
+                <w:sz w:val="22"/>
+                <w:szCs w:val="17"/>
+              </w:rPr>
+              <w:t xml:space="preserve">Step 1</w:t>
+            </w:r>
+            <w:r>
+              <w:rPr>
+                <w:rFonts w:ascii="Avenir Next" w:hAnsi="Avenir Next" w:cs="Avenir Next" w:eastAsia="Avenir Next"/>
+                <w:color w:val="1A1A1A"/>
                 <w:sz w:val="17"/>
                 <w:szCs w:val="17"/>
               </w:rPr>
-              <w:t xml:space="preserve">Step 1</w:t>
-            </w:r>
-            <w:r>
-              <w:rPr>
-                <w:rFonts w:ascii="Avenir Next" w:hAnsi="Avenir Next" w:cs="Avenir Next" w:eastAsia="Avenir Next"/>
-                <w:color w:val="1A1A1A"/>
-                <w:sz w:val="17"/>
-                <w:szCs w:val="17"/>
-              </w:rPr>
               <w:tab/>
             </w:r>
             <w:r>
               <w:rPr>
                 <w:rFonts w:ascii="Avenir Next" w:hAnsi="Avenir Next" w:cs="Avenir Next" w:eastAsia="Avenir Next"/>
                 <w:color w:val="1A1A1A"/>
-                <w:sz w:val="17"/>
+                <w:sz w:val="22"/>
                 <w:szCs w:val="17"/>
               </w:rPr>
               <w:t xml:space="preserve">Write −1/2 as −0.5.</w:t>
@@ -3067,25 +3076,25 @@
                 <w:rFonts w:ascii="Avenir Next" w:hAnsi="Avenir Next" w:cs="Avenir Next" w:eastAsia="Avenir Next"/>
                 <w:b/>
                 <w:color w:val="003A70"/>
+                <w:sz w:val="22"/>
+                <w:szCs w:val="17"/>
+              </w:rPr>
+              <w:t xml:space="preserve">Step 2</w:t>
+            </w:r>
+            <w:r>
+              <w:rPr>
+                <w:rFonts w:ascii="Avenir Next" w:hAnsi="Avenir Next" w:cs="Avenir Next" w:eastAsia="Avenir Next"/>
+                <w:color w:val="1A1A1A"/>
                 <w:sz w:val="17"/>
                 <w:szCs w:val="17"/>
               </w:rPr>
-              <w:t xml:space="preserve">Step 2</w:t>
-            </w:r>
-            <w:r>
-              <w:rPr>
-                <w:rFonts w:ascii="Avenir Next" w:hAnsi="Avenir Next" w:cs="Avenir Next" w:eastAsia="Avenir Next"/>
-                <w:color w:val="1A1A1A"/>
-                <w:sz w:val="17"/>
-                <w:szCs w:val="17"/>
-              </w:rPr>
               <w:tab/>
             </w:r>
             <w:r>
               <w:rPr>
                 <w:rFonts w:ascii="Avenir Next" w:hAnsi="Avenir Next" w:cs="Avenir Next" w:eastAsia="Avenir Next"/>
                 <w:color w:val="1A1A1A"/>
-                <w:sz w:val="17"/>
+                <w:sz w:val="22"/>
                 <w:szCs w:val="17"/>
               </w:rPr>
               <w:t xml:space="preserve">Read the number line from left to right.</w:t>
@@ -3104,18 +3113,18 @@
                 <w:rFonts w:ascii="Avenir Next" w:hAnsi="Avenir Next" w:cs="Avenir Next" w:eastAsia="Avenir Next"/>
                 <w:b/>
                 <w:color w:val="1A1A1A"/>
+                <w:sz w:val="22"/>
+                <w:szCs w:val="17"/>
+              </w:rPr>
+              <w:t xml:space="preserve">Answer</w:t>
+            </w:r>
+            <w:r>
+              <w:rPr>
+                <w:rFonts w:ascii="Avenir Next" w:hAnsi="Avenir Next" w:cs="Avenir Next" w:eastAsia="Avenir Next"/>
+                <w:color w:val="1A1A1A"/>
                 <w:sz w:val="17"/>
                 <w:szCs w:val="17"/>
               </w:rPr>
-              <w:t xml:space="preserve">Answer</w:t>
-            </w:r>
-            <w:r>
-              <w:rPr>
-                <w:rFonts w:ascii="Avenir Next" w:hAnsi="Avenir Next" w:cs="Avenir Next" w:eastAsia="Avenir Next"/>
-                <w:color w:val="1A1A1A"/>
-                <w:sz w:val="17"/>
-                <w:szCs w:val="17"/>
-              </w:rPr>
               <w:tab/>
             </w:r>
             <w:r>
@@ -3123,7 +3132,7 @@
                 <w:rFonts w:ascii="Avenir Next" w:hAnsi="Avenir Next" w:cs="Avenir Next" w:eastAsia="Avenir Next"/>
                 <w:b/>
                 <w:color w:val="1A1A1A"/>
-                <w:sz w:val="17"/>
+                <w:sz w:val="22"/>
                 <w:szCs w:val="17"/>
               </w:rPr>
               <w:t xml:space="preserve">−2, −1.2, −1/2, 0.5</w:t>
@@ -3173,6 +3182,7 @@
           </w:tcPr>
           <w:p>
             <w:pPr>
+              <w:pStyle w:val="Heading2"/>
               <w:spacing w:before="0" w:after="40" w:line="264" w:lineRule="auto"/>
             </w:pPr>
             <w:r>
@@ -3196,7 +3206,7 @@
                 <w:rFonts w:ascii="Avenir Next" w:hAnsi="Avenir Next" w:cs="Avenir Next" w:eastAsia="Avenir Next"/>
                 <w:b/>
                 <w:color w:val="1A1A1A"/>
-                <w:sz w:val="21"/>
+                <w:sz w:val="22"/>
                 <w:szCs w:val="21"/>
               </w:rPr>
               <w:t xml:space="preserve">order</w:t>
@@ -3205,7 +3215,7 @@
               <w:rPr>
                 <w:rFonts w:ascii="Avenir Next" w:hAnsi="Avenir Next" w:cs="Avenir Next" w:eastAsia="Avenir Next"/>
                 <w:color w:val="5A5F66"/>
-                <w:sz w:val="21"/>
+                <w:sz w:val="22"/>
                 <w:szCs w:val="21"/>
               </w:rPr>
               <w:t xml:space="preserve"> — </w:t>
@@ -3214,7 +3224,7 @@
               <w:rPr>
                 <w:rFonts w:ascii="Avenir Next" w:hAnsi="Avenir Next" w:cs="Avenir Next" w:eastAsia="Avenir Next"/>
                 <w:color w:val="1A1A1A"/>
-                <w:sz w:val="21"/>
+                <w:sz w:val="22"/>
                 <w:szCs w:val="21"/>
               </w:rPr>
               <w:t xml:space="preserve">put numbers in a row</w:t>
@@ -3229,7 +3239,7 @@
                 <w:rFonts w:ascii="Avenir Next" w:hAnsi="Avenir Next" w:cs="Avenir Next" w:eastAsia="Avenir Next"/>
                 <w:b/>
                 <w:color w:val="1A1A1A"/>
-                <w:sz w:val="21"/>
+                <w:sz w:val="22"/>
                 <w:szCs w:val="21"/>
               </w:rPr>
               <w:t xml:space="preserve">least</w:t>
@@ -3238,7 +3248,7 @@
               <w:rPr>
                 <w:rFonts w:ascii="Avenir Next" w:hAnsi="Avenir Next" w:cs="Avenir Next" w:eastAsia="Avenir Next"/>
                 <w:color w:val="5A5F66"/>
-                <w:sz w:val="21"/>
+                <w:sz w:val="22"/>
                 <w:szCs w:val="21"/>
               </w:rPr>
               <w:t xml:space="preserve"> — </w:t>
@@ -3247,7 +3257,7 @@
               <w:rPr>
                 <w:rFonts w:ascii="Avenir Next" w:hAnsi="Avenir Next" w:cs="Avenir Next" w:eastAsia="Avenir Next"/>
                 <w:color w:val="1A1A1A"/>
-                <w:sz w:val="21"/>
+                <w:sz w:val="22"/>
                 <w:szCs w:val="21"/>
               </w:rPr>
               <w:t xml:space="preserve">farthest left</w:t>
@@ -3273,7 +3283,7 @@
                 <w:rFonts w:ascii="Avenir Next" w:hAnsi="Avenir Next" w:cs="Avenir Next" w:eastAsia="Avenir Next"/>
                 <w:b/>
                 <w:color w:val="1A1A1A"/>
-                <w:sz w:val="21"/>
+                <w:sz w:val="22"/>
                 <w:szCs w:val="21"/>
               </w:rPr>
               <w:t xml:space="preserve">greatest</w:t>
@@ -3282,7 +3292,7 @@
               <w:rPr>
                 <w:rFonts w:ascii="Avenir Next" w:hAnsi="Avenir Next" w:cs="Avenir Next" w:eastAsia="Avenir Next"/>
                 <w:color w:val="5A5F66"/>
-                <w:sz w:val="21"/>
+                <w:sz w:val="22"/>
                 <w:szCs w:val="21"/>
               </w:rPr>
               <w:t xml:space="preserve"> — </w:t>
@@ -3291,7 +3301,7 @@
               <w:rPr>
                 <w:rFonts w:ascii="Avenir Next" w:hAnsi="Avenir Next" w:cs="Avenir Next" w:eastAsia="Avenir Next"/>
                 <w:color w:val="1A1A1A"/>
-                <w:sz w:val="21"/>
+                <w:sz w:val="22"/>
                 <w:szCs w:val="21"/>
               </w:rPr>
               <w:t xml:space="preserve">farthest right</w:t>
@@ -3306,7 +3316,7 @@
                 <w:rFonts w:ascii="Avenir Next" w:hAnsi="Avenir Next" w:cs="Avenir Next" w:eastAsia="Avenir Next"/>
                 <w:b/>
                 <w:color w:val="1A1A1A"/>
-                <w:sz w:val="21"/>
+                <w:sz w:val="22"/>
                 <w:szCs w:val="21"/>
               </w:rPr>
               <w:t xml:space="preserve">deepest</w:t>
@@ -3315,7 +3325,7 @@
               <w:rPr>
                 <w:rFonts w:ascii="Avenir Next" w:hAnsi="Avenir Next" w:cs="Avenir Next" w:eastAsia="Avenir Next"/>
                 <w:color w:val="5A5F66"/>
-                <w:sz w:val="21"/>
+                <w:sz w:val="22"/>
                 <w:szCs w:val="21"/>
               </w:rPr>
               <w:t xml:space="preserve"> — </w:t>
@@ -3324,7 +3334,7 @@
               <w:rPr>
                 <w:rFonts w:ascii="Avenir Next" w:hAnsi="Avenir Next" w:cs="Avenir Next" w:eastAsia="Avenir Next"/>
                 <w:color w:val="1A1A1A"/>
-                <w:sz w:val="21"/>
+                <w:sz w:val="22"/>
                 <w:szCs w:val="21"/>
               </w:rPr>
               <w:t xml:space="preserve">the least (most negative) number</w:t>
@@ -3335,6 +3345,7 @@
     </w:tbl>
     <w:p>
       <w:pPr>
+        <w:pStyle w:val="Heading2"/>
         <w:keepNext/>
         <w:pBdr>
           <w:bottom w:val="single" w:sz="8" w:space="3" w:color="003A70"/>
@@ -3350,7 +3361,7 @@
           <w:b/>
           <w:color w:val="003A70"/>
           <w:spacing w:val="14"/>
-          <w:sz w:val="21"/>
+          <w:sz w:val="22"/>
           <w:szCs w:val="21"/>
         </w:rPr>
         <w:t xml:space="preserve">PRACTICE</w:t>
@@ -3369,7 +3380,7 @@
           <w:rFonts w:ascii="Avenir Next" w:hAnsi="Avenir Next" w:cs="Avenir Next" w:eastAsia="Avenir Next"/>
           <w:i/>
           <w:color w:val="5A5F66"/>
-          <w:sz w:val="17"/>
+          <w:sz w:val="22"/>
           <w:szCs w:val="17"/>
         </w:rPr>
         <w:t xml:space="preserve">show your work · label units</w:t>
@@ -3465,25 +3476,25 @@
                 <w:rFonts w:ascii="Avenir Next" w:hAnsi="Avenir Next" w:cs="Avenir Next" w:eastAsia="Avenir Next"/>
                 <w:b/>
                 <w:color w:val="003A70"/>
+                <w:sz w:val="22"/>
+                <w:szCs w:val="18"/>
+              </w:rPr>
+              <w:t xml:space="preserve">Step 1</w:t>
+            </w:r>
+            <w:r>
+              <w:rPr>
+                <w:rFonts w:ascii="Avenir Next" w:hAnsi="Avenir Next" w:cs="Avenir Next" w:eastAsia="Avenir Next"/>
+                <w:color w:val="1A1A1A"/>
                 <w:sz w:val="18"/>
                 <w:szCs w:val="18"/>
               </w:rPr>
-              <w:t xml:space="preserve">Step 1</w:t>
-            </w:r>
-            <w:r>
-              <w:rPr>
-                <w:rFonts w:ascii="Avenir Next" w:hAnsi="Avenir Next" w:cs="Avenir Next" w:eastAsia="Avenir Next"/>
-                <w:color w:val="1A1A1A"/>
-                <w:sz w:val="18"/>
-                <w:szCs w:val="18"/>
-              </w:rPr>
               <w:tab/>
             </w:r>
             <w:r>
               <w:rPr>
                 <w:rFonts w:ascii="Avenir Next" w:hAnsi="Avenir Next" w:cs="Avenir Next" w:eastAsia="Avenir Next"/>
                 <w:color w:val="1A1A1A"/>
-                <w:sz w:val="21"/>
+                <w:sz w:val="22"/>
                 <w:szCs w:val="21"/>
               </w:rPr>
               <w:t xml:space="preserve">Change −3/4 and 2 1/4 to decimals.</w:t>
@@ -3503,25 +3514,25 @@
                 <w:rFonts w:ascii="Avenir Next" w:hAnsi="Avenir Next" w:cs="Avenir Next" w:eastAsia="Avenir Next"/>
                 <w:b/>
                 <w:color w:val="003A70"/>
+                <w:sz w:val="22"/>
+                <w:szCs w:val="18"/>
+              </w:rPr>
+              <w:t xml:space="preserve">Step 2</w:t>
+            </w:r>
+            <w:r>
+              <w:rPr>
+                <w:rFonts w:ascii="Avenir Next" w:hAnsi="Avenir Next" w:cs="Avenir Next" w:eastAsia="Avenir Next"/>
+                <w:color w:val="1A1A1A"/>
                 <w:sz w:val="18"/>
                 <w:szCs w:val="18"/>
               </w:rPr>
-              <w:t xml:space="preserve">Step 2</w:t>
-            </w:r>
-            <w:r>
-              <w:rPr>
-                <w:rFonts w:ascii="Avenir Next" w:hAnsi="Avenir Next" w:cs="Avenir Next" w:eastAsia="Avenir Next"/>
-                <w:color w:val="1A1A1A"/>
-                <w:sz w:val="18"/>
-                <w:szCs w:val="18"/>
-              </w:rPr>
               <w:tab/>
             </w:r>
             <w:r>
               <w:rPr>
                 <w:rFonts w:ascii="Avenir Next" w:hAnsi="Avenir Next" w:cs="Avenir Next" w:eastAsia="Avenir Next"/>
                 <w:color w:val="1A1A1A"/>
-                <w:sz w:val="21"/>
+                <w:sz w:val="22"/>
                 <w:szCs w:val="21"/>
               </w:rPr>
               <w:t xml:space="preserve">Plot each number.</w:t>
@@ -3541,25 +3552,25 @@
                 <w:rFonts w:ascii="Avenir Next" w:hAnsi="Avenir Next" w:cs="Avenir Next" w:eastAsia="Avenir Next"/>
                 <w:b/>
                 <w:color w:val="003A70"/>
+                <w:sz w:val="22"/>
+                <w:szCs w:val="18"/>
+              </w:rPr>
+              <w:t xml:space="preserve">Step 3</w:t>
+            </w:r>
+            <w:r>
+              <w:rPr>
+                <w:rFonts w:ascii="Avenir Next" w:hAnsi="Avenir Next" w:cs="Avenir Next" w:eastAsia="Avenir Next"/>
+                <w:color w:val="1A1A1A"/>
                 <w:sz w:val="18"/>
                 <w:szCs w:val="18"/>
               </w:rPr>
-              <w:t xml:space="preserve">Step 3</w:t>
-            </w:r>
-            <w:r>
-              <w:rPr>
-                <w:rFonts w:ascii="Avenir Next" w:hAnsi="Avenir Next" w:cs="Avenir Next" w:eastAsia="Avenir Next"/>
-                <w:color w:val="1A1A1A"/>
-                <w:sz w:val="18"/>
-                <w:szCs w:val="18"/>
-              </w:rPr>
               <w:tab/>
             </w:r>
             <w:r>
               <w:rPr>
                 <w:rFonts w:ascii="Avenir Next" w:hAnsi="Avenir Next" w:cs="Avenir Next" w:eastAsia="Avenir Next"/>
                 <w:color w:val="1A1A1A"/>
-                <w:sz w:val="21"/>
+                <w:sz w:val="22"/>
                 <w:szCs w:val="21"/>
               </w:rPr>
               <w:t xml:space="preserve">Read the points from left to right.</w:t>
@@ -3575,7 +3586,7 @@
               <w:drawing>
                 <wp:inline distT="0" distB="0" distL="0" distR="0">
                   <wp:extent cx="4572000" cy="566928"/>
-                  <wp:docPr id="3" name="Figure 3"/>
+                  <wp:docPr id="3" name="Figure 3" descr="Number line from -4 to 4, ticks every 0.25."/>
                   <a:graphic xmlns:a="http://schemas.openxmlformats.org/drawingml/2006/main">
                     <a:graphicData uri="http://schemas.openxmlformats.org/drawingml/2006/picture">
                       <pic:pic xmlns:pic="http://schemas.openxmlformats.org/drawingml/2006/picture">
@@ -3618,7 +3629,7 @@
                 <w:rFonts w:ascii="Avenir Next" w:hAnsi="Avenir Next" w:cs="Avenir Next" w:eastAsia="Avenir Next"/>
                 <w:b/>
                 <w:color w:val="1A1A1A"/>
-                <w:sz w:val="18"/>
+                <w:sz w:val="22"/>
                 <w:szCs w:val="18"/>
               </w:rPr>
               <w:t xml:space="preserve">Order</w:t>
@@ -3731,25 +3742,25 @@
                 <w:rFonts w:ascii="Avenir Next" w:hAnsi="Avenir Next" w:cs="Avenir Next" w:eastAsia="Avenir Next"/>
                 <w:b/>
                 <w:color w:val="003A70"/>
+                <w:sz w:val="22"/>
+                <w:szCs w:val="18"/>
+              </w:rPr>
+              <w:t xml:space="preserve">Step 1</w:t>
+            </w:r>
+            <w:r>
+              <w:rPr>
+                <w:rFonts w:ascii="Avenir Next" w:hAnsi="Avenir Next" w:cs="Avenir Next" w:eastAsia="Avenir Next"/>
+                <w:color w:val="1A1A1A"/>
                 <w:sz w:val="18"/>
                 <w:szCs w:val="18"/>
               </w:rPr>
-              <w:t xml:space="preserve">Step 1</w:t>
-            </w:r>
-            <w:r>
-              <w:rPr>
-                <w:rFonts w:ascii="Avenir Next" w:hAnsi="Avenir Next" w:cs="Avenir Next" w:eastAsia="Avenir Next"/>
-                <w:color w:val="1A1A1A"/>
-                <w:sz w:val="18"/>
-                <w:szCs w:val="18"/>
-              </w:rPr>
               <w:tab/>
             </w:r>
             <w:r>
               <w:rPr>
                 <w:rFonts w:ascii="Avenir Next" w:hAnsi="Avenir Next" w:cs="Avenir Next" w:eastAsia="Avenir Next"/>
                 <w:color w:val="1A1A1A"/>
-                <w:sz w:val="21"/>
+                <w:sz w:val="22"/>
                 <w:szCs w:val="21"/>
               </w:rPr>
               <w:t xml:space="preserve">Put the negative numbers first. The one farthest from 0 goes first.</w:t>
@@ -3769,25 +3780,25 @@
                 <w:rFonts w:ascii="Avenir Next" w:hAnsi="Avenir Next" w:cs="Avenir Next" w:eastAsia="Avenir Next"/>
                 <w:b/>
                 <w:color w:val="003A70"/>
+                <w:sz w:val="22"/>
+                <w:szCs w:val="18"/>
+              </w:rPr>
+              <w:t xml:space="preserve">Step 2</w:t>
+            </w:r>
+            <w:r>
+              <w:rPr>
+                <w:rFonts w:ascii="Avenir Next" w:hAnsi="Avenir Next" w:cs="Avenir Next" w:eastAsia="Avenir Next"/>
+                <w:color w:val="1A1A1A"/>
                 <w:sz w:val="18"/>
                 <w:szCs w:val="18"/>
               </w:rPr>
-              <w:t xml:space="preserve">Step 2</w:t>
-            </w:r>
-            <w:r>
-              <w:rPr>
-                <w:rFonts w:ascii="Avenir Next" w:hAnsi="Avenir Next" w:cs="Avenir Next" w:eastAsia="Avenir Next"/>
-                <w:color w:val="1A1A1A"/>
-                <w:sz w:val="18"/>
-                <w:szCs w:val="18"/>
-              </w:rPr>
               <w:tab/>
             </w:r>
             <w:r>
               <w:rPr>
                 <w:rFonts w:ascii="Avenir Next" w:hAnsi="Avenir Next" w:cs="Avenir Next" w:eastAsia="Avenir Next"/>
                 <w:color w:val="1A1A1A"/>
-                <w:sz w:val="21"/>
+                <w:sz w:val="22"/>
                 <w:szCs w:val="21"/>
               </w:rPr>
               <w:t xml:space="preserve">Then write 0 and the positive numbers.</w:t>
@@ -4352,7 +4363,7 @@
                 <w:rFonts w:ascii="Avenir Next" w:hAnsi="Avenir Next" w:cs="Avenir Next" w:eastAsia="Avenir Next"/>
                 <w:b/>
                 <w:color w:val="1A1A1A"/>
-                <w:sz w:val="18"/>
+                <w:sz w:val="22"/>
                 <w:szCs w:val="18"/>
               </w:rPr>
               <w:t xml:space="preserve">Answer</w:t>
@@ -4472,7 +4483,7 @@
                 <w:rFonts w:ascii="Avenir Next" w:hAnsi="Avenir Next" w:cs="Avenir Next" w:eastAsia="Avenir Next"/>
                 <w:b/>
                 <w:color w:val="003A70"/>
-                <w:sz w:val="17"/>
+                <w:sz w:val="22"/>
                 <w:szCs w:val="17"/>
               </w:rPr>
               <w:t xml:space="preserve">Frame  </w:t>
@@ -4482,10 +4493,30 @@
                 <w:rFonts w:ascii="Avenir Next" w:hAnsi="Avenir Next" w:cs="Avenir Next" w:eastAsia="Avenir Next"/>
                 <w:i/>
                 <w:color w:val="1A1A1A"/>
+                <w:sz w:val="22"/>
+                <w:szCs w:val="18"/>
+              </w:rPr>
+              <w:t xml:space="preserve">Leo is wrong because for negative numbers, farther from 0 is </w:t>
+            </w:r>
+            <w:r>
+              <w:rPr>
+                <w:rFonts w:ascii="Avenir Next" w:hAnsi="Avenir Next" w:cs="Avenir Next" w:eastAsia="Avenir Next"/>
+                <w:color w:val="1A1A1A"/>
                 <w:sz w:val="18"/>
                 <w:szCs w:val="18"/>
-              </w:rPr>
-              <w:t xml:space="preserve">Leo is wrong because for negative numbers, farther from 0 is </w:t>
+                <w:u w:val="single"/>
+              </w:rPr>
+              <w:t xml:space="preserve">      </w:t>
+            </w:r>
+            <w:r>
+              <w:rPr>
+                <w:rFonts w:ascii="Avenir Next" w:hAnsi="Avenir Next" w:cs="Avenir Next" w:eastAsia="Avenir Next"/>
+                <w:i/>
+                <w:color w:val="1A1A1A"/>
+                <w:sz w:val="22"/>
+                <w:szCs w:val="18"/>
+              </w:rPr>
+              <w:t xml:space="preserve">. The correct order is </w:t>
             </w:r>
             <w:r>
               <w:rPr>
@@ -4502,27 +4533,7 @@
                 <w:rFonts w:ascii="Avenir Next" w:hAnsi="Avenir Next" w:cs="Avenir Next" w:eastAsia="Avenir Next"/>
                 <w:i/>
                 <w:color w:val="1A1A1A"/>
-                <w:sz w:val="18"/>
-                <w:szCs w:val="18"/>
-              </w:rPr>
-              <w:t xml:space="preserve">. The correct order is </w:t>
-            </w:r>
-            <w:r>
-              <w:rPr>
-                <w:rFonts w:ascii="Avenir Next" w:hAnsi="Avenir Next" w:cs="Avenir Next" w:eastAsia="Avenir Next"/>
-                <w:color w:val="1A1A1A"/>
-                <w:sz w:val="18"/>
-                <w:szCs w:val="18"/>
-                <w:u w:val="single"/>
-              </w:rPr>
-              <w:t xml:space="preserve">      </w:t>
-            </w:r>
-            <w:r>
-              <w:rPr>
-                <w:rFonts w:ascii="Avenir Next" w:hAnsi="Avenir Next" w:cs="Avenir Next" w:eastAsia="Avenir Next"/>
-                <w:i/>
-                <w:color w:val="1A1A1A"/>
-                <w:sz w:val="18"/>
+                <w:sz w:val="22"/>
                 <w:szCs w:val="18"/>
               </w:rPr>
               <w:t xml:space="preserve">.</w:t>
@@ -4609,6 +4620,7 @@
     </w:p>
     <w:p>
       <w:pPr>
+        <w:pStyle w:val="Heading2"/>
         <w:keepNext/>
         <w:pBdr>
           <w:bottom w:val="single" w:sz="8" w:space="3" w:color="003A70"/>
@@ -4624,7 +4636,7 @@
           <w:b/>
           <w:color w:val="003A70"/>
           <w:spacing w:val="14"/>
-          <w:sz w:val="21"/>
+          <w:sz w:val="22"/>
           <w:szCs w:val="21"/>
         </w:rPr>
         <w:t xml:space="preserve">TEST PRACTICE</w:t>
@@ -4643,7 +4655,7 @@
           <w:rFonts w:ascii="Avenir Next" w:hAnsi="Avenir Next" w:cs="Avenir Next" w:eastAsia="Avenir Next"/>
           <w:i/>
           <w:color w:val="5A5F66"/>
-          <w:sz w:val="17"/>
+          <w:sz w:val="22"/>
           <w:szCs w:val="17"/>
         </w:rPr>
         <w:t xml:space="preserve">choose the best answer</w:t>
@@ -4775,25 +4787,25 @@
                       <w:rFonts w:ascii="Avenir Next" w:hAnsi="Avenir Next" w:cs="Avenir Next" w:eastAsia="Avenir Next"/>
                       <w:b/>
                       <w:color w:val="003A70"/>
+                      <w:sz w:val="22"/>
+                      <w:szCs w:val="21"/>
+                    </w:rPr>
+                    <w:t xml:space="preserve">A</w:t>
+                  </w:r>
+                  <w:r>
+                    <w:rPr>
+                      <w:rFonts w:ascii="Avenir Next" w:hAnsi="Avenir Next" w:cs="Avenir Next" w:eastAsia="Avenir Next"/>
+                      <w:color w:val="1A1A1A"/>
                       <w:sz w:val="21"/>
                       <w:szCs w:val="21"/>
                     </w:rPr>
-                    <w:t xml:space="preserve">A</w:t>
-                  </w:r>
-                  <w:r>
-                    <w:rPr>
-                      <w:rFonts w:ascii="Avenir Next" w:hAnsi="Avenir Next" w:cs="Avenir Next" w:eastAsia="Avenir Next"/>
-                      <w:color w:val="1A1A1A"/>
-                      <w:sz w:val="21"/>
-                      <w:szCs w:val="21"/>
-                    </w:rPr>
                     <w:tab/>
                   </w:r>
                   <w:r>
                     <w:rPr>
                       <w:rFonts w:ascii="Avenir Next" w:hAnsi="Avenir Next" w:cs="Avenir Next" w:eastAsia="Avenir Next"/>
                       <w:color w:val="1A1A1A"/>
-                      <w:sz w:val="21"/>
+                      <w:sz w:val="22"/>
                       <w:szCs w:val="21"/>
                     </w:rPr>
                     <w:t xml:space="preserve">−5, −8, 0, 3</w:t>
@@ -4818,25 +4830,25 @@
                       <w:rFonts w:ascii="Avenir Next" w:hAnsi="Avenir Next" w:cs="Avenir Next" w:eastAsia="Avenir Next"/>
                       <w:b/>
                       <w:color w:val="003A70"/>
+                      <w:sz w:val="22"/>
+                      <w:szCs w:val="21"/>
+                    </w:rPr>
+                    <w:t xml:space="preserve">B</w:t>
+                  </w:r>
+                  <w:r>
+                    <w:rPr>
+                      <w:rFonts w:ascii="Avenir Next" w:hAnsi="Avenir Next" w:cs="Avenir Next" w:eastAsia="Avenir Next"/>
+                      <w:color w:val="1A1A1A"/>
                       <w:sz w:val="21"/>
                       <w:szCs w:val="21"/>
                     </w:rPr>
-                    <w:t xml:space="preserve">B</w:t>
-                  </w:r>
-                  <w:r>
-                    <w:rPr>
-                      <w:rFonts w:ascii="Avenir Next" w:hAnsi="Avenir Next" w:cs="Avenir Next" w:eastAsia="Avenir Next"/>
-                      <w:color w:val="1A1A1A"/>
-                      <w:sz w:val="21"/>
-                      <w:szCs w:val="21"/>
-                    </w:rPr>
                     <w:tab/>
                   </w:r>
                   <w:r>
                     <w:rPr>
                       <w:rFonts w:ascii="Avenir Next" w:hAnsi="Avenir Next" w:cs="Avenir Next" w:eastAsia="Avenir Next"/>
                       <w:color w:val="1A1A1A"/>
-                      <w:sz w:val="21"/>
+                      <w:sz w:val="22"/>
                       <w:szCs w:val="21"/>
                     </w:rPr>
                     <w:t xml:space="preserve">−8, −5, 0, 3</w:t>
@@ -4861,25 +4873,25 @@
                       <w:rFonts w:ascii="Avenir Next" w:hAnsi="Avenir Next" w:cs="Avenir Next" w:eastAsia="Avenir Next"/>
                       <w:b/>
                       <w:color w:val="003A70"/>
+                      <w:sz w:val="22"/>
+                      <w:szCs w:val="21"/>
+                    </w:rPr>
+                    <w:t xml:space="preserve">C</w:t>
+                  </w:r>
+                  <w:r>
+                    <w:rPr>
+                      <w:rFonts w:ascii="Avenir Next" w:hAnsi="Avenir Next" w:cs="Avenir Next" w:eastAsia="Avenir Next"/>
+                      <w:color w:val="1A1A1A"/>
                       <w:sz w:val="21"/>
                       <w:szCs w:val="21"/>
                     </w:rPr>
-                    <w:t xml:space="preserve">C</w:t>
-                  </w:r>
-                  <w:r>
-                    <w:rPr>
-                      <w:rFonts w:ascii="Avenir Next" w:hAnsi="Avenir Next" w:cs="Avenir Next" w:eastAsia="Avenir Next"/>
-                      <w:color w:val="1A1A1A"/>
-                      <w:sz w:val="21"/>
-                      <w:szCs w:val="21"/>
-                    </w:rPr>
                     <w:tab/>
                   </w:r>
                   <w:r>
                     <w:rPr>
                       <w:rFonts w:ascii="Avenir Next" w:hAnsi="Avenir Next" w:cs="Avenir Next" w:eastAsia="Avenir Next"/>
                       <w:color w:val="1A1A1A"/>
-                      <w:sz w:val="21"/>
+                      <w:sz w:val="22"/>
                       <w:szCs w:val="21"/>
                     </w:rPr>
                     <w:t xml:space="preserve">0, −5, −8, 3</w:t>
@@ -4904,25 +4916,25 @@
                       <w:rFonts w:ascii="Avenir Next" w:hAnsi="Avenir Next" w:cs="Avenir Next" w:eastAsia="Avenir Next"/>
                       <w:b/>
                       <w:color w:val="003A70"/>
+                      <w:sz w:val="22"/>
+                      <w:szCs w:val="21"/>
+                    </w:rPr>
+                    <w:t xml:space="preserve">D</w:t>
+                  </w:r>
+                  <w:r>
+                    <w:rPr>
+                      <w:rFonts w:ascii="Avenir Next" w:hAnsi="Avenir Next" w:cs="Avenir Next" w:eastAsia="Avenir Next"/>
+                      <w:color w:val="1A1A1A"/>
                       <w:sz w:val="21"/>
                       <w:szCs w:val="21"/>
                     </w:rPr>
-                    <w:t xml:space="preserve">D</w:t>
-                  </w:r>
-                  <w:r>
-                    <w:rPr>
-                      <w:rFonts w:ascii="Avenir Next" w:hAnsi="Avenir Next" w:cs="Avenir Next" w:eastAsia="Avenir Next"/>
-                      <w:color w:val="1A1A1A"/>
-                      <w:sz w:val="21"/>
-                      <w:szCs w:val="21"/>
-                    </w:rPr>
                     <w:tab/>
                   </w:r>
                   <w:r>
                     <w:rPr>
                       <w:rFonts w:ascii="Avenir Next" w:hAnsi="Avenir Next" w:cs="Avenir Next" w:eastAsia="Avenir Next"/>
                       <w:color w:val="1A1A1A"/>
-                      <w:sz w:val="21"/>
+                      <w:sz w:val="22"/>
                       <w:szCs w:val="21"/>
                     </w:rPr>
                     <w:t xml:space="preserve">3, 0, −5, −8</w:t>
@@ -5070,25 +5082,25 @@
                       <w:rFonts w:ascii="Avenir Next" w:hAnsi="Avenir Next" w:cs="Avenir Next" w:eastAsia="Avenir Next"/>
                       <w:b/>
                       <w:color w:val="003A70"/>
+                      <w:sz w:val="22"/>
+                      <w:szCs w:val="21"/>
+                    </w:rPr>
+                    <w:t xml:space="preserve">A</w:t>
+                  </w:r>
+                  <w:r>
+                    <w:rPr>
+                      <w:rFonts w:ascii="Avenir Next" w:hAnsi="Avenir Next" w:cs="Avenir Next" w:eastAsia="Avenir Next"/>
+                      <w:color w:val="1A1A1A"/>
                       <w:sz w:val="21"/>
                       <w:szCs w:val="21"/>
                     </w:rPr>
-                    <w:t xml:space="preserve">A</w:t>
-                  </w:r>
-                  <w:r>
-                    <w:rPr>
-                      <w:rFonts w:ascii="Avenir Next" w:hAnsi="Avenir Next" w:cs="Avenir Next" w:eastAsia="Avenir Next"/>
-                      <w:color w:val="1A1A1A"/>
-                      <w:sz w:val="21"/>
-                      <w:szCs w:val="21"/>
-                    </w:rPr>
                     <w:tab/>
                   </w:r>
                   <w:r>
                     <w:rPr>
                       <w:rFonts w:ascii="Avenir Next" w:hAnsi="Avenir Next" w:cs="Avenir Next" w:eastAsia="Avenir Next"/>
                       <w:color w:val="1A1A1A"/>
-                      <w:sz w:val="21"/>
+                      <w:sz w:val="22"/>
                       <w:szCs w:val="21"/>
                     </w:rPr>
                     <w:t xml:space="preserve">−2.7</w:t>
@@ -5113,25 +5125,25 @@
                       <w:rFonts w:ascii="Avenir Next" w:hAnsi="Avenir Next" w:cs="Avenir Next" w:eastAsia="Avenir Next"/>
                       <w:b/>
                       <w:color w:val="003A70"/>
+                      <w:sz w:val="22"/>
+                      <w:szCs w:val="21"/>
+                    </w:rPr>
+                    <w:t xml:space="preserve">B</w:t>
+                  </w:r>
+                  <w:r>
+                    <w:rPr>
+                      <w:rFonts w:ascii="Avenir Next" w:hAnsi="Avenir Next" w:cs="Avenir Next" w:eastAsia="Avenir Next"/>
+                      <w:color w:val="1A1A1A"/>
                       <w:sz w:val="21"/>
                       <w:szCs w:val="21"/>
                     </w:rPr>
-                    <w:t xml:space="preserve">B</w:t>
-                  </w:r>
-                  <w:r>
-                    <w:rPr>
-                      <w:rFonts w:ascii="Avenir Next" w:hAnsi="Avenir Next" w:cs="Avenir Next" w:eastAsia="Avenir Next"/>
-                      <w:color w:val="1A1A1A"/>
-                      <w:sz w:val="21"/>
-                      <w:szCs w:val="21"/>
-                    </w:rPr>
                     <w:tab/>
                   </w:r>
                   <w:r>
                     <w:rPr>
                       <w:rFonts w:ascii="Avenir Next" w:hAnsi="Avenir Next" w:cs="Avenir Next" w:eastAsia="Avenir Next"/>
                       <w:color w:val="1A1A1A"/>
-                      <w:sz w:val="21"/>
+                      <w:sz w:val="22"/>
                       <w:szCs w:val="21"/>
                     </w:rPr>
                     <w:t xml:space="preserve">−2.07</w:t>
@@ -5156,25 +5168,25 @@
                       <w:rFonts w:ascii="Avenir Next" w:hAnsi="Avenir Next" w:cs="Avenir Next" w:eastAsia="Avenir Next"/>
                       <w:b/>
                       <w:color w:val="003A70"/>
+                      <w:sz w:val="22"/>
+                      <w:szCs w:val="21"/>
+                    </w:rPr>
+                    <w:t xml:space="preserve">C</w:t>
+                  </w:r>
+                  <w:r>
+                    <w:rPr>
+                      <w:rFonts w:ascii="Avenir Next" w:hAnsi="Avenir Next" w:cs="Avenir Next" w:eastAsia="Avenir Next"/>
+                      <w:color w:val="1A1A1A"/>
                       <w:sz w:val="21"/>
                       <w:szCs w:val="21"/>
                     </w:rPr>
-                    <w:t xml:space="preserve">C</w:t>
-                  </w:r>
-                  <w:r>
-                    <w:rPr>
-                      <w:rFonts w:ascii="Avenir Next" w:hAnsi="Avenir Next" w:cs="Avenir Next" w:eastAsia="Avenir Next"/>
-                      <w:color w:val="1A1A1A"/>
-                      <w:sz w:val="21"/>
-                      <w:szCs w:val="21"/>
-                    </w:rPr>
                     <w:tab/>
                   </w:r>
                   <w:r>
                     <w:rPr>
                       <w:rFonts w:ascii="Avenir Next" w:hAnsi="Avenir Next" w:cs="Avenir Next" w:eastAsia="Avenir Next"/>
                       <w:color w:val="1A1A1A"/>
-                      <w:sz w:val="21"/>
+                      <w:sz w:val="22"/>
                       <w:szCs w:val="21"/>
                     </w:rPr>
                     <w:t xml:space="preserve">−2.77</w:t>
@@ -5199,25 +5211,25 @@
                       <w:rFonts w:ascii="Avenir Next" w:hAnsi="Avenir Next" w:cs="Avenir Next" w:eastAsia="Avenir Next"/>
                       <w:b/>
                       <w:color w:val="003A70"/>
+                      <w:sz w:val="22"/>
+                      <w:szCs w:val="21"/>
+                    </w:rPr>
+                    <w:t xml:space="preserve">D</w:t>
+                  </w:r>
+                  <w:r>
+                    <w:rPr>
+                      <w:rFonts w:ascii="Avenir Next" w:hAnsi="Avenir Next" w:cs="Avenir Next" w:eastAsia="Avenir Next"/>
+                      <w:color w:val="1A1A1A"/>
                       <w:sz w:val="21"/>
                       <w:szCs w:val="21"/>
                     </w:rPr>
-                    <w:t xml:space="preserve">D</w:t>
-                  </w:r>
-                  <w:r>
-                    <w:rPr>
-                      <w:rFonts w:ascii="Avenir Next" w:hAnsi="Avenir Next" w:cs="Avenir Next" w:eastAsia="Avenir Next"/>
-                      <w:color w:val="1A1A1A"/>
-                      <w:sz w:val="21"/>
-                      <w:szCs w:val="21"/>
-                    </w:rPr>
                     <w:tab/>
                   </w:r>
                   <w:r>
                     <w:rPr>
                       <w:rFonts w:ascii="Avenir Next" w:hAnsi="Avenir Next" w:cs="Avenir Next" w:eastAsia="Avenir Next"/>
                       <w:color w:val="1A1A1A"/>
-                      <w:sz w:val="21"/>
+                      <w:sz w:val="22"/>
                       <w:szCs w:val="21"/>
                     </w:rPr>
                     <w:t xml:space="preserve">−2.2</w:t>
@@ -5283,6 +5295,7 @@
           </w:tcPr>
           <w:p>
             <w:pPr>
+              <w:pStyle w:val="Heading2"/>
               <w:spacing w:before="0" w:after="0" w:line="240" w:lineRule="auto"/>
             </w:pPr>
             <w:r>
@@ -5320,7 +5333,7 @@
               <w:rPr>
                 <w:rFonts w:ascii="Avenir Next" w:hAnsi="Avenir Next" w:cs="Avenir Next" w:eastAsia="Avenir Next"/>
                 <w:color w:val="1A1A1A"/>
-                <w:sz w:val="17"/>
+                <w:sz w:val="22"/>
                 <w:szCs w:val="17"/>
               </w:rPr>
               <w:t xml:space="preserve">  I can do this on my own</w:t>
@@ -5349,7 +5362,7 @@
               <w:rPr>
                 <w:rFonts w:ascii="Avenir Next" w:hAnsi="Avenir Next" w:cs="Avenir Next" w:eastAsia="Avenir Next"/>
                 <w:color w:val="1A1A1A"/>
-                <w:sz w:val="17"/>
+                <w:sz w:val="22"/>
                 <w:szCs w:val="17"/>
               </w:rPr>
               <w:t xml:space="preserve">  I need a little help</w:t>
@@ -5378,7 +5391,7 @@
               <w:rPr>
                 <w:rFonts w:ascii="Avenir Next" w:hAnsi="Avenir Next" w:cs="Avenir Next" w:eastAsia="Avenir Next"/>
                 <w:color w:val="1A1A1A"/>
-                <w:sz w:val="17"/>
+                <w:sz w:val="22"/>
                 <w:szCs w:val="17"/>
               </w:rPr>
               <w:t xml:space="preserve">  I have a question about #</w:t>
@@ -5416,7 +5429,7 @@
         <w:rPr>
           <w:rFonts w:ascii="Avenir Next" w:hAnsi="Avenir Next" w:cs="Avenir Next" w:eastAsia="Avenir Next"/>
           <w:color w:val="5A5F66"/>
-          <w:sz w:val="17"/>
+          <w:sz w:val="22"/>
           <w:szCs w:val="17"/>
         </w:rPr>
         <w:t xml:space="preserve">List the low temperatures for three cold days with someone at home. Order them from coldest to warmest.</w:t>
@@ -5510,7 +5523,106 @@
               <w:sz w:val="15"/>
               <w:szCs w:val="15"/>
             </w:rPr>
-            <w:t xml:space="preserve">Lesson 7-4  ·  Homework Packet  ·  Level 1</w:t>
+            <w:t xml:space="preserve">7-4 · Page </w:t>
+          </w:r>
+          <w:r>
+            <w:rPr>
+              <w:rFonts w:ascii="Avenir Next" w:hAnsi="Avenir Next" w:cs="Avenir Next" w:eastAsia="Avenir Next"/>
+              <w:color w:val="5A5F66"/>
+              <w:sz w:val="15"/>
+              <w:szCs w:val="15"/>
+            </w:rPr>
+            <w:fldChar w:fldCharType="begin"/>
+          </w:r>
+          <w:r>
+            <w:rPr>
+              <w:rFonts w:ascii="Avenir Next" w:hAnsi="Avenir Next" w:cs="Avenir Next" w:eastAsia="Avenir Next"/>
+              <w:color w:val="5A5F66"/>
+              <w:sz w:val="15"/>
+              <w:szCs w:val="15"/>
+            </w:rPr>
+            <w:instrText xml:space="preserve"> PAGE </w:instrText>
+          </w:r>
+          <w:r>
+            <w:rPr>
+              <w:rFonts w:ascii="Avenir Next" w:hAnsi="Avenir Next" w:cs="Avenir Next" w:eastAsia="Avenir Next"/>
+              <w:color w:val="5A5F66"/>
+              <w:sz w:val="15"/>
+              <w:szCs w:val="15"/>
+            </w:rPr>
+            <w:fldChar w:fldCharType="separate"/>
+          </w:r>
+          <w:r>
+            <w:rPr>
+              <w:rFonts w:ascii="Avenir Next" w:hAnsi="Avenir Next" w:cs="Avenir Next" w:eastAsia="Avenir Next"/>
+              <w:color w:val="5A5F66"/>
+              <w:sz w:val="15"/>
+              <w:szCs w:val="15"/>
+            </w:rPr>
+            <w:t xml:space="preserve">1</w:t>
+          </w:r>
+          <w:r>
+            <w:rPr>
+              <w:rFonts w:ascii="Avenir Next" w:hAnsi="Avenir Next" w:cs="Avenir Next" w:eastAsia="Avenir Next"/>
+              <w:color w:val="5A5F66"/>
+              <w:sz w:val="15"/>
+              <w:szCs w:val="15"/>
+            </w:rPr>
+            <w:fldChar w:fldCharType="end"/>
+          </w:r>
+          <w:r>
+            <w:rPr>
+              <w:rFonts w:ascii="Avenir Next" w:hAnsi="Avenir Next" w:cs="Avenir Next" w:eastAsia="Avenir Next"/>
+              <w:color w:val="5A5F66"/>
+              <w:sz w:val="15"/>
+              <w:szCs w:val="15"/>
+            </w:rPr>
+            <w:t xml:space="preserve"> of </w:t>
+          </w:r>
+          <w:r>
+            <w:rPr>
+              <w:rFonts w:ascii="Avenir Next" w:hAnsi="Avenir Next" w:cs="Avenir Next" w:eastAsia="Avenir Next"/>
+              <w:color w:val="5A5F66"/>
+              <w:sz w:val="15"/>
+              <w:szCs w:val="15"/>
+            </w:rPr>
+            <w:fldChar w:fldCharType="begin"/>
+          </w:r>
+          <w:r>
+            <w:rPr>
+              <w:rFonts w:ascii="Avenir Next" w:hAnsi="Avenir Next" w:cs="Avenir Next" w:eastAsia="Avenir Next"/>
+              <w:color w:val="5A5F66"/>
+              <w:sz w:val="15"/>
+              <w:szCs w:val="15"/>
+            </w:rPr>
+            <w:instrText xml:space="preserve"> NUMPAGES </w:instrText>
+          </w:r>
+          <w:r>
+            <w:rPr>
+              <w:rFonts w:ascii="Avenir Next" w:hAnsi="Avenir Next" w:cs="Avenir Next" w:eastAsia="Avenir Next"/>
+              <w:color w:val="5A5F66"/>
+              <w:sz w:val="15"/>
+              <w:szCs w:val="15"/>
+            </w:rPr>
+            <w:fldChar w:fldCharType="separate"/>
+          </w:r>
+          <w:r>
+            <w:rPr>
+              <w:rFonts w:ascii="Avenir Next" w:hAnsi="Avenir Next" w:cs="Avenir Next" w:eastAsia="Avenir Next"/>
+              <w:color w:val="5A5F66"/>
+              <w:sz w:val="15"/>
+              <w:szCs w:val="15"/>
+            </w:rPr>
+            <w:t xml:space="preserve">1</w:t>
+          </w:r>
+          <w:r>
+            <w:rPr>
+              <w:rFonts w:ascii="Avenir Next" w:hAnsi="Avenir Next" w:cs="Avenir Next" w:eastAsia="Avenir Next"/>
+              <w:color w:val="5A5F66"/>
+              <w:sz w:val="15"/>
+              <w:szCs w:val="15"/>
+            </w:rPr>
+            <w:fldChar w:fldCharType="end"/>
           </w:r>
         </w:p>
       </w:tc>
@@ -5553,5 +5665,23 @@
       </w:tblCellMar>
     </w:tblPr>
   </w:style>
+  <w:style w:type="paragraph" w:styleId="Heading1">
+    <w:name w:val="heading 1"/>
+    <w:basedOn w:val="Normal"/>
+    <w:pPr>
+      <w:outlineLvl w:val="0"/>
+      <w:keepNext w:val="0"/>
+      <w:keepLines w:val="0"/>
+    </w:pPr>
+  </w:style>
+  <w:style w:type="paragraph" w:styleId="Heading2">
+    <w:name w:val="heading 2"/>
+    <w:basedOn w:val="Normal"/>
+    <w:pPr>
+      <w:outlineLvl w:val="1"/>
+      <w:keepNext w:val="0"/>
+      <w:keepLines w:val="0"/>
+    </w:pPr>
+  </w:style>
 </w:styles>
 </file>